--- a/docx/Generic/powershell_api_reference.docx
+++ b/docx/Generic/powershell_api_reference.docx
@@ -2001,7 +2001,7 @@
               <w:pStyle w:val="Compact"/>
             </w:pPr>
             <w:r>
-              <w:t xml:space="preserve">Query OneView for server identity, health, iLO IP.</w:t>
+              <w:t xml:space="preserve">Query OneView for server identity, health, iLO IP, and maintenance-mode state.</w:t>
             </w:r>
           </w:p>
         </w:tc>
